--- a/docs/filly-brein.docx
+++ b/docs/filly-brein.docx
@@ -11662,6 +11662,11 @@
       </w:r>
     </w:p>
     <w:p>
+      <w:r>
+        <w:t xml:space="preserve">Implementatie-stand: opening_pattern, hashtag_set, cta_template en primary_dish_mentioned worden heuristisch (zonder LLM) bepaald bij approve. tone_signature + theme worden bepaald door een lichte Haiku-classifier (fail-soft → blijven null bij fout). Sinds de tone-validatie levert Filly de tone_signature ook al zelf mee per variant in het voorstel-blok; die expliciete waarde is nauwkeuriger dan een classificatie achteraf en wordt op termijn de primaire bron (de Haiku-call vervalt dan tot fallback).</w:t>
+      </w:r>
+    </w:p>
+    <w:p>
       <w:pPr>
         <w:pStyle w:val="Heading2"/>
       </w:pPr>
@@ -12413,10 +12418,10 @@
           <w:b/>
           <w:bCs/>
         </w:rPr>
-        <w:t xml:space="preserve">Tool-schema-aanpassing: </w:t>
-      </w:r>
-      <w:r>
-        <w:t xml:space="preserve">FORMAAT 1/2 tool-input verplicht tone_signature + length_target per variant.</w:t>
+        <w:t xml:space="preserve">Tone-signature per variant (✅ geïmplementeerd): </w:t>
+      </w:r>
+      <w:r>
+        <w:t xml:space="preserve">Filly labelt elke variant met een verplichte tone_signature in het FILLY_PROPOSE_CAMPAIGN-blok; de parser valideert tegen de 5 enum-waarden en waarschuwt (geen reject) als de 3 varianten niet 3 verschillende tones hebben. Filly's eigen label wordt straks de bron voor de fingerprint-tone, zonder losse classificatie-call.</w:t>
       </w:r>
     </w:p>
     <w:p>
@@ -12432,15 +12437,15 @@
           <w:b/>
           <w:bCs/>
         </w:rPr>
-        <w:t xml:space="preserve">UI-feedback: </w:t>
-      </w:r>
-      <w:r>
-        <w:t xml:space="preserve">warning-balk op een variant-card als anti-repetitie-check rood gaat.</w:t>
-      </w:r>
-    </w:p>
-    <w:p>
-      <w:r>
-        <w:t xml:space="preserve">Dit alles is een natuurlijke uitbreiding van stap B (filly-brain.config.ts) en wordt daar mee opgenomen.</w:t>
+        <w:t xml:space="preserve">UI-feedback (✅ geïmplementeerd): </w:t>
+      </w:r>
+      <w:r>
+        <w:t xml:space="preserve">"Variatie-tip van Filly"-banner op de campagne-detail-page wanneer de anti-repetitie-check (GET /campaigns/:id/repetition-check) opening-overlap, hashtag-Jaccard of cta-herhaling boven de drempel signaleert. Geen auto-regenerate — de eigenaar beslist.</w:t>
+      </w:r>
+    </w:p>
+    <w:p>
+      <w:r>
+        <w:t xml:space="preserve">De anti-repetitie-context-loader en fingerprint-extractie draaien al; de harde tool-use-validatie (gegarandeerde JSON-structuur i.p.v. tekstmarkers) staat op de backlog als robuustheids-upgrade.</w:t>
       </w:r>
     </w:p>
     <w:p>
@@ -14490,7 +14495,7 @@
     </w:p>
     <w:p>
       <w:r>
-        <w:t xml:space="preserve">Vier classificaties op basis van success-score:</w:t>
+        <w:t xml:space="preserve">Classificatie t.o.v. de INDUSTRY-BASELINE (geïmplementeerd v1). De baseline is de score die een gemiddelde campagne haalt volgens industry-benchmarks, berekend met dezelfde score-formule. Voor mail: open 25% + click 1,8% + conversie 1% → baseline-score 53 (Mailchimp "Restaurant" / Campaign Monitor food &amp; beverage 2024). De drempels zijn relatief aan die baseline:</w:t>
       </w:r>
     </w:p>
     <w:tbl>
@@ -14507,8 +14512,8 @@
       </w:tblPr>
       <w:tblGrid>
         <w:gridCol w:w="2160"/>
-        <w:gridCol w:w="1500"/>
-        <w:gridCol w:w="5700"/>
+        <w:gridCol w:w="2400"/>
+        <w:gridCol w:w="4800"/>
       </w:tblGrid>
       <w:tr>
         <w:trPr>
@@ -14545,7 +14550,7 @@
         </w:tc>
         <w:tc>
           <w:tcPr>
-            <w:tcW w:type="dxa" w:w="1500"/>
+            <w:tcW w:type="dxa" w:w="2400"/>
             <w:tcBorders>
               <w:top w:val="single" w:color="CCCCCC" w:sz="1"/>
               <w:left w:val="single" w:color="CCCCCC" w:sz="1"/>
@@ -14568,13 +14573,13 @@
                 <w:sz w:val="22"/>
                 <w:szCs w:val="22"/>
               </w:rPr>
-              <w:t xml:space="preserve">Score</w:t>
-            </w:r>
-          </w:p>
-        </w:tc>
-        <w:tc>
-          <w:tcPr>
-            <w:tcW w:type="dxa" w:w="5700"/>
+              <w:t xml:space="preserve">Drempel (mail, baseline 53)</w:t>
+            </w:r>
+          </w:p>
+        </w:tc>
+        <w:tc>
+          <w:tcPr>
+            <w:tcW w:type="dxa" w:w="4800"/>
             <w:tcBorders>
               <w:top w:val="single" w:color="CCCCCC" w:sz="1"/>
               <w:left w:val="single" w:color="CCCCCC" w:sz="1"/>
@@ -14633,57 +14638,57 @@
         </w:tc>
         <w:tc>
           <w:tcPr>
-            <w:tcW w:type="dxa" w:w="1500"/>
-            <w:tcBorders>
-              <w:top w:val="single" w:color="CCCCCC" w:sz="1"/>
-              <w:left w:val="single" w:color="CCCCCC" w:sz="1"/>
-              <w:bottom w:val="single" w:color="CCCCCC" w:sz="1"/>
-              <w:right w:val="single" w:color="CCCCCC" w:sz="1"/>
-            </w:tcBorders>
-            <w:tcMar>
-              <w:top w:type="dxa" w:w="80"/>
-              <w:left w:type="dxa" w:w="120"/>
-              <w:bottom w:type="dxa" w:w="80"/>
-              <w:right w:type="dxa" w:w="120"/>
-            </w:tcMar>
-          </w:tcPr>
-          <w:p>
-            <w:r>
-              <w:rPr>
-                <w:b w:val="false"/>
-                <w:bCs w:val="false"/>
-                <w:sz w:val="22"/>
-                <w:szCs w:val="22"/>
-              </w:rPr>
-              <w:t xml:space="preserve">80–100</w:t>
-            </w:r>
-          </w:p>
-        </w:tc>
-        <w:tc>
-          <w:tcPr>
-            <w:tcW w:type="dxa" w:w="5700"/>
-            <w:tcBorders>
-              <w:top w:val="single" w:color="CCCCCC" w:sz="1"/>
-              <w:left w:val="single" w:color="CCCCCC" w:sz="1"/>
-              <w:bottom w:val="single" w:color="CCCCCC" w:sz="1"/>
-              <w:right w:val="single" w:color="CCCCCC" w:sz="1"/>
-            </w:tcBorders>
-            <w:tcMar>
-              <w:top w:type="dxa" w:w="80"/>
-              <w:left w:type="dxa" w:w="120"/>
-              <w:bottom w:type="dxa" w:w="80"/>
-              <w:right w:type="dxa" w:w="120"/>
-            </w:tcMar>
-          </w:tcPr>
-          <w:p>
-            <w:r>
-              <w:rPr>
-                <w:b w:val="false"/>
-                <w:bCs w:val="false"/>
-                <w:sz w:val="22"/>
-                <w:szCs w:val="22"/>
-              </w:rPr>
-              <w:t xml:space="preserve">Boven 80% van vergelijkbare campagnes. Patroon wordt extra zwaar gewogen in leerloop.</w:t>
+            <w:tcW w:type="dxa" w:w="2400"/>
+            <w:tcBorders>
+              <w:top w:val="single" w:color="CCCCCC" w:sz="1"/>
+              <w:left w:val="single" w:color="CCCCCC" w:sz="1"/>
+              <w:bottom w:val="single" w:color="CCCCCC" w:sz="1"/>
+              <w:right w:val="single" w:color="CCCCCC" w:sz="1"/>
+            </w:tcBorders>
+            <w:tcMar>
+              <w:top w:type="dxa" w:w="80"/>
+              <w:left w:type="dxa" w:w="120"/>
+              <w:bottom w:type="dxa" w:w="80"/>
+              <w:right w:type="dxa" w:w="120"/>
+            </w:tcMar>
+          </w:tcPr>
+          <w:p>
+            <w:r>
+              <w:rPr>
+                <w:b w:val="false"/>
+                <w:bCs w:val="false"/>
+                <w:sz w:val="22"/>
+                <w:szCs w:val="22"/>
+              </w:rPr>
+              <w:t xml:space="preserve">score ≥ baseline × 1.3 = 69</w:t>
+            </w:r>
+          </w:p>
+        </w:tc>
+        <w:tc>
+          <w:tcPr>
+            <w:tcW w:type="dxa" w:w="4800"/>
+            <w:tcBorders>
+              <w:top w:val="single" w:color="CCCCCC" w:sz="1"/>
+              <w:left w:val="single" w:color="CCCCCC" w:sz="1"/>
+              <w:bottom w:val="single" w:color="CCCCCC" w:sz="1"/>
+              <w:right w:val="single" w:color="CCCCCC" w:sz="1"/>
+            </w:tcBorders>
+            <w:tcMar>
+              <w:top w:type="dxa" w:w="80"/>
+              <w:left w:type="dxa" w:w="120"/>
+              <w:bottom w:type="dxa" w:w="80"/>
+              <w:right w:type="dxa" w:w="120"/>
+            </w:tcMar>
+          </w:tcPr>
+          <w:p>
+            <w:r>
+              <w:rPr>
+                <w:b w:val="false"/>
+                <w:bCs w:val="false"/>
+                <w:sz w:val="22"/>
+                <w:szCs w:val="22"/>
+              </w:rPr>
+              <w:t xml:space="preserve">Duidelijk boven het industry-gemiddelde. Patroon wordt inspiratie in de leerloop.</w:t>
             </w:r>
           </w:p>
         </w:tc>
@@ -14719,35 +14724,35 @@
         </w:tc>
         <w:tc>
           <w:tcPr>
-            <w:tcW w:type="dxa" w:w="1500"/>
-            <w:tcBorders>
-              <w:top w:val="single" w:color="CCCCCC" w:sz="1"/>
-              <w:left w:val="single" w:color="CCCCCC" w:sz="1"/>
-              <w:bottom w:val="single" w:color="CCCCCC" w:sz="1"/>
-              <w:right w:val="single" w:color="CCCCCC" w:sz="1"/>
-            </w:tcBorders>
-            <w:tcMar>
-              <w:top w:type="dxa" w:w="80"/>
-              <w:left w:type="dxa" w:w="120"/>
-              <w:bottom w:type="dxa" w:w="80"/>
-              <w:right w:type="dxa" w:w="120"/>
-            </w:tcMar>
-          </w:tcPr>
-          <w:p>
-            <w:r>
-              <w:rPr>
-                <w:b w:val="false"/>
-                <w:bCs w:val="false"/>
-                <w:sz w:val="22"/>
-                <w:szCs w:val="22"/>
-              </w:rPr>
-              <w:t xml:space="preserve">50–79</w:t>
-            </w:r>
-          </w:p>
-        </w:tc>
-        <w:tc>
-          <w:tcPr>
-            <w:tcW w:type="dxa" w:w="5700"/>
+            <w:tcW w:type="dxa" w:w="2400"/>
+            <w:tcBorders>
+              <w:top w:val="single" w:color="CCCCCC" w:sz="1"/>
+              <w:left w:val="single" w:color="CCCCCC" w:sz="1"/>
+              <w:bottom w:val="single" w:color="CCCCCC" w:sz="1"/>
+              <w:right w:val="single" w:color="CCCCCC" w:sz="1"/>
+            </w:tcBorders>
+            <w:tcMar>
+              <w:top w:type="dxa" w:w="80"/>
+              <w:left w:type="dxa" w:w="120"/>
+              <w:bottom w:type="dxa" w:w="80"/>
+              <w:right w:type="dxa" w:w="120"/>
+            </w:tcMar>
+          </w:tcPr>
+          <w:p>
+            <w:r>
+              <w:rPr>
+                <w:b w:val="false"/>
+                <w:bCs w:val="false"/>
+                <w:sz w:val="22"/>
+                <w:szCs w:val="22"/>
+              </w:rPr>
+              <w:t xml:space="preserve">37 &lt; score &lt; 69</w:t>
+            </w:r>
+          </w:p>
+        </w:tc>
+        <w:tc>
+          <w:tcPr>
+            <w:tcW w:type="dxa" w:w="4800"/>
             <w:tcBorders>
               <w:top w:val="single" w:color="CCCCCC" w:sz="1"/>
               <w:left w:val="single" w:color="CCCCCC" w:sz="1"/>
@@ -14805,35 +14810,35 @@
         </w:tc>
         <w:tc>
           <w:tcPr>
-            <w:tcW w:type="dxa" w:w="1500"/>
-            <w:tcBorders>
-              <w:top w:val="single" w:color="CCCCCC" w:sz="1"/>
-              <w:left w:val="single" w:color="CCCCCC" w:sz="1"/>
-              <w:bottom w:val="single" w:color="CCCCCC" w:sz="1"/>
-              <w:right w:val="single" w:color="CCCCCC" w:sz="1"/>
-            </w:tcBorders>
-            <w:tcMar>
-              <w:top w:type="dxa" w:w="80"/>
-              <w:left w:type="dxa" w:w="120"/>
-              <w:bottom w:type="dxa" w:w="80"/>
-              <w:right w:type="dxa" w:w="120"/>
-            </w:tcMar>
-          </w:tcPr>
-          <w:p>
-            <w:r>
-              <w:rPr>
-                <w:b w:val="false"/>
-                <w:bCs w:val="false"/>
-                <w:sz w:val="22"/>
-                <w:szCs w:val="22"/>
-              </w:rPr>
-              <w:t xml:space="preserve">20–49</w:t>
-            </w:r>
-          </w:p>
-        </w:tc>
-        <w:tc>
-          <w:tcPr>
-            <w:tcW w:type="dxa" w:w="5700"/>
+            <w:tcW w:type="dxa" w:w="2400"/>
+            <w:tcBorders>
+              <w:top w:val="single" w:color="CCCCCC" w:sz="1"/>
+              <w:left w:val="single" w:color="CCCCCC" w:sz="1"/>
+              <w:bottom w:val="single" w:color="CCCCCC" w:sz="1"/>
+              <w:right w:val="single" w:color="CCCCCC" w:sz="1"/>
+            </w:tcBorders>
+            <w:tcMar>
+              <w:top w:type="dxa" w:w="80"/>
+              <w:left w:type="dxa" w:w="120"/>
+              <w:bottom w:type="dxa" w:w="80"/>
+              <w:right w:type="dxa" w:w="120"/>
+            </w:tcMar>
+          </w:tcPr>
+          <w:p>
+            <w:r>
+              <w:rPr>
+                <w:b w:val="false"/>
+                <w:bCs w:val="false"/>
+                <w:sz w:val="22"/>
+                <w:szCs w:val="22"/>
+              </w:rPr>
+              <w:t xml:space="preserve">score ≤ baseline × 0.7 = 37</w:t>
+            </w:r>
+          </w:p>
+        </w:tc>
+        <w:tc>
+          <w:tcPr>
+            <w:tcW w:type="dxa" w:w="4800"/>
             <w:tcBorders>
               <w:top w:val="single" w:color="CCCCCC" w:sz="1"/>
               <w:left w:val="single" w:color="CCCCCC" w:sz="1"/>
@@ -14891,7 +14896,7 @@
         </w:tc>
         <w:tc>
           <w:tcPr>
-            <w:tcW w:type="dxa" w:w="1500"/>
+            <w:tcW w:type="dxa" w:w="2400"/>
             <w:tcBorders>
               <w:top w:val="single" w:color="CCCCCC" w:sz="1"/>
               <w:left w:val="single" w:color="CCCCCC" w:sz="1"/>
@@ -14919,34 +14924,39 @@
         </w:tc>
         <w:tc>
           <w:tcPr>
-            <w:tcW w:type="dxa" w:w="5700"/>
-            <w:tcBorders>
-              <w:top w:val="single" w:color="CCCCCC" w:sz="1"/>
-              <w:left w:val="single" w:color="CCCCCC" w:sz="1"/>
-              <w:bottom w:val="single" w:color="CCCCCC" w:sz="1"/>
-              <w:right w:val="single" w:color="CCCCCC" w:sz="1"/>
-            </w:tcBorders>
-            <w:tcMar>
-              <w:top w:type="dxa" w:w="80"/>
-              <w:left w:type="dxa" w:w="120"/>
-              <w:bottom w:type="dxa" w:w="80"/>
-              <w:right w:type="dxa" w:w="120"/>
-            </w:tcMar>
-          </w:tcPr>
-          <w:p>
-            <w:r>
-              <w:rPr>
-                <w:b w:val="false"/>
-                <w:bCs w:val="false"/>
-                <w:sz w:val="22"/>
-                <w:szCs w:val="22"/>
-              </w:rPr>
-              <w:t xml:space="preserve">Te weinig data of confounding te groot. Skippen voor leerloop.</w:t>
+            <w:tcW w:type="dxa" w:w="4800"/>
+            <w:tcBorders>
+              <w:top w:val="single" w:color="CCCCCC" w:sz="1"/>
+              <w:left w:val="single" w:color="CCCCCC" w:sz="1"/>
+              <w:bottom w:val="single" w:color="CCCCCC" w:sz="1"/>
+              <w:right w:val="single" w:color="CCCCCC" w:sz="1"/>
+            </w:tcBorders>
+            <w:tcMar>
+              <w:top w:type="dxa" w:w="80"/>
+              <w:left w:type="dxa" w:w="120"/>
+              <w:bottom w:type="dxa" w:w="80"/>
+              <w:right w:type="dxa" w:w="120"/>
+            </w:tcMar>
+          </w:tcPr>
+          <w:p>
+            <w:r>
+              <w:rPr>
+                <w:b w:val="false"/>
+                <w:bCs w:val="false"/>
+                <w:sz w:val="22"/>
+                <w:szCs w:val="22"/>
+              </w:rPr>
+              <w:t xml:space="preserve">Geen mail-data of confounding te groot. Skippen voor leerloop. Social/GBP vallen hier tot OAuth-data binnenkomt.</w:t>
             </w:r>
           </w:p>
         </w:tc>
       </w:tr>
     </w:tbl>
+    <w:p>
+      <w:r>
+        <w:t xml:space="preserve">Bewuste keuze v1: een VASTE industry-baseline, geen per-restaurant-aanpassing. Dat vermijdt het n-too-low-probleem (zie 9.9) volledig — er is geen drempel waaronder de score onbetrouwbaar is, want we vergelijken altijd met een stabiele externe norm. Het nadeel: een zaak die structureel boven- of ondergemiddeld presteert wordt niet relatief aan z'n eigen niveau beoordeeld. De oplossing daarvoor (shrinkage naar de eigen historie) staat op de roadmap, zie 9.6.</w:t>
+      </w:r>
+    </w:p>
     <w:p>
       <w:pPr>
         <w:pStyle w:val="Heading2"/>
@@ -15011,7 +15021,7 @@
     </w:p>
     <w:p>
       <w:r>
-        <w:t xml:space="preserve">Met weinig data is voorzichtigheid geboden; statistisch significante patronen komen pas bij volume. Onze fasering:</w:t>
+        <w:t xml:space="preserve">v1 (geïmplementeerd) gebruikt vanaf campagne 1 de vaste industry-baseline uit 9.4 — geen wachttijd, geen drempel. De winners/underperformers-injectie in Filly's prompts (9.5) werkt dus meteen, want classificatie hangt niet af van eigen historie. De fasering hieronder beschrijft hoe we daarbovenop GELEIDELIJK naar eigen-data-leren bewegen:</w:t>
       </w:r>
     </w:p>
     <w:tbl>
@@ -15027,9 +15037,9 @@
         </w:tblBorders>
       </w:tblPr>
       <w:tblGrid>
-        <w:gridCol w:w="800"/>
-        <w:gridCol w:w="2400"/>
-        <w:gridCol w:w="6160"/>
+        <w:gridCol w:w="2200"/>
+        <w:gridCol w:w="1800"/>
+        <w:gridCol w:w="5360"/>
       </w:tblGrid>
       <w:tr>
         <w:trPr>
@@ -15037,7 +15047,7 @@
         </w:trPr>
         <w:tc>
           <w:tcPr>
-            <w:tcW w:type="dxa" w:w="800"/>
+            <w:tcW w:type="dxa" w:w="2200"/>
             <w:tcBorders>
               <w:top w:val="single" w:color="CCCCCC" w:sz="1"/>
               <w:left w:val="single" w:color="CCCCCC" w:sz="1"/>
@@ -15066,7 +15076,7 @@
         </w:tc>
         <w:tc>
           <w:tcPr>
-            <w:tcW w:type="dxa" w:w="2400"/>
+            <w:tcW w:type="dxa" w:w="1800"/>
             <w:tcBorders>
               <w:top w:val="single" w:color="CCCCCC" w:sz="1"/>
               <w:left w:val="single" w:color="CCCCCC" w:sz="1"/>
@@ -15089,13 +15099,13 @@
                 <w:sz w:val="22"/>
                 <w:szCs w:val="22"/>
               </w:rPr>
-              <w:t xml:space="preserve">Volume per kanaal</w:t>
-            </w:r>
-          </w:p>
-        </w:tc>
-        <w:tc>
-          <w:tcPr>
-            <w:tcW w:type="dxa" w:w="6160"/>
+              <w:t xml:space="preserve">Status</w:t>
+            </w:r>
+          </w:p>
+        </w:tc>
+        <w:tc>
+          <w:tcPr>
+            <w:tcW w:type="dxa" w:w="5360"/>
             <w:tcBorders>
               <w:top w:val="single" w:color="CCCCCC" w:sz="1"/>
               <w:left w:val="single" w:color="CCCCCC" w:sz="1"/>
@@ -15118,7 +15128,7 @@
                 <w:sz w:val="22"/>
                 <w:szCs w:val="22"/>
               </w:rPr>
-              <w:t xml:space="preserve">Wat we doen</w:t>
+              <w:t xml:space="preserve">Aanpak</w:t>
             </w:r>
           </w:p>
         </w:tc>
@@ -15126,85 +15136,85 @@
       <w:tr>
         <w:tc>
           <w:tcPr>
-            <w:tcW w:type="dxa" w:w="800"/>
-            <w:tcBorders>
-              <w:top w:val="single" w:color="CCCCCC" w:sz="1"/>
-              <w:left w:val="single" w:color="CCCCCC" w:sz="1"/>
-              <w:bottom w:val="single" w:color="CCCCCC" w:sz="1"/>
-              <w:right w:val="single" w:color="CCCCCC" w:sz="1"/>
-            </w:tcBorders>
-            <w:tcMar>
-              <w:top w:type="dxa" w:w="80"/>
-              <w:left w:type="dxa" w:w="120"/>
-              <w:bottom w:type="dxa" w:w="80"/>
-              <w:right w:type="dxa" w:w="120"/>
-            </w:tcMar>
-          </w:tcPr>
-          <w:p>
-            <w:r>
-              <w:rPr>
-                <w:b w:val="false"/>
-                <w:bCs w:val="false"/>
-                <w:sz w:val="22"/>
-                <w:szCs w:val="22"/>
-              </w:rPr>
-              <w:t xml:space="preserve">1</w:t>
-            </w:r>
-          </w:p>
-        </w:tc>
-        <w:tc>
-          <w:tcPr>
-            <w:tcW w:type="dxa" w:w="2400"/>
-            <w:tcBorders>
-              <w:top w:val="single" w:color="CCCCCC" w:sz="1"/>
-              <w:left w:val="single" w:color="CCCCCC" w:sz="1"/>
-              <w:bottom w:val="single" w:color="CCCCCC" w:sz="1"/>
-              <w:right w:val="single" w:color="CCCCCC" w:sz="1"/>
-            </w:tcBorders>
-            <w:tcMar>
-              <w:top w:type="dxa" w:w="80"/>
-              <w:left w:type="dxa" w:w="120"/>
-              <w:bottom w:type="dxa" w:w="80"/>
-              <w:right w:type="dxa" w:w="120"/>
-            </w:tcMar>
-          </w:tcPr>
-          <w:p>
-            <w:r>
-              <w:rPr>
-                <w:b w:val="false"/>
-                <w:bCs w:val="false"/>
-                <w:sz w:val="22"/>
-                <w:szCs w:val="22"/>
-              </w:rPr>
-              <w:t xml:space="preserve">0–19 campagnes</w:t>
-            </w:r>
-          </w:p>
-        </w:tc>
-        <w:tc>
-          <w:tcPr>
-            <w:tcW w:type="dxa" w:w="6160"/>
-            <w:tcBorders>
-              <w:top w:val="single" w:color="CCCCCC" w:sz="1"/>
-              <w:left w:val="single" w:color="CCCCCC" w:sz="1"/>
-              <w:bottom w:val="single" w:color="CCCCCC" w:sz="1"/>
-              <w:right w:val="single" w:color="CCCCCC" w:sz="1"/>
-            </w:tcBorders>
-            <w:tcMar>
-              <w:top w:type="dxa" w:w="80"/>
-              <w:left w:type="dxa" w:w="120"/>
-              <w:bottom w:type="dxa" w:w="80"/>
-              <w:right w:type="dxa" w:w="120"/>
-            </w:tcMar>
-          </w:tcPr>
-          <w:p>
-            <w:r>
-              <w:rPr>
-                <w:b w:val="false"/>
-                <w:bCs w:val="false"/>
-                <w:sz w:val="22"/>
-                <w:szCs w:val="22"/>
-              </w:rPr>
-              <w:t xml:space="preserve">Geen learning. Alleen industry-benchmarks uit hoofdstuk 4.</w:t>
+            <w:tcW w:type="dxa" w:w="2200"/>
+            <w:tcBorders>
+              <w:top w:val="single" w:color="CCCCCC" w:sz="1"/>
+              <w:left w:val="single" w:color="CCCCCC" w:sz="1"/>
+              <w:bottom w:val="single" w:color="CCCCCC" w:sz="1"/>
+              <w:right w:val="single" w:color="CCCCCC" w:sz="1"/>
+            </w:tcBorders>
+            <w:tcMar>
+              <w:top w:type="dxa" w:w="80"/>
+              <w:left w:type="dxa" w:w="120"/>
+              <w:bottom w:type="dxa" w:w="80"/>
+              <w:right w:type="dxa" w:w="120"/>
+            </w:tcMar>
+          </w:tcPr>
+          <w:p>
+            <w:r>
+              <w:rPr>
+                <w:b w:val="false"/>
+                <w:bCs w:val="false"/>
+                <w:sz w:val="22"/>
+                <w:szCs w:val="22"/>
+              </w:rPr>
+              <w:t xml:space="preserve">1 — Industry-baseline</w:t>
+            </w:r>
+          </w:p>
+        </w:tc>
+        <w:tc>
+          <w:tcPr>
+            <w:tcW w:type="dxa" w:w="1800"/>
+            <w:tcBorders>
+              <w:top w:val="single" w:color="CCCCCC" w:sz="1"/>
+              <w:left w:val="single" w:color="CCCCCC" w:sz="1"/>
+              <w:bottom w:val="single" w:color="CCCCCC" w:sz="1"/>
+              <w:right w:val="single" w:color="CCCCCC" w:sz="1"/>
+            </w:tcBorders>
+            <w:tcMar>
+              <w:top w:type="dxa" w:w="80"/>
+              <w:left w:type="dxa" w:w="120"/>
+              <w:bottom w:type="dxa" w:w="80"/>
+              <w:right w:type="dxa" w:w="120"/>
+            </w:tcMar>
+          </w:tcPr>
+          <w:p>
+            <w:r>
+              <w:rPr>
+                <w:b w:val="false"/>
+                <w:bCs w:val="false"/>
+                <w:sz w:val="22"/>
+                <w:szCs w:val="22"/>
+              </w:rPr>
+              <w:t xml:space="preserve">✅ live (v1)</w:t>
+            </w:r>
+          </w:p>
+        </w:tc>
+        <w:tc>
+          <w:tcPr>
+            <w:tcW w:type="dxa" w:w="5360"/>
+            <w:tcBorders>
+              <w:top w:val="single" w:color="CCCCCC" w:sz="1"/>
+              <w:left w:val="single" w:color="CCCCCC" w:sz="1"/>
+              <w:bottom w:val="single" w:color="CCCCCC" w:sz="1"/>
+              <w:right w:val="single" w:color="CCCCCC" w:sz="1"/>
+            </w:tcBorders>
+            <w:tcMar>
+              <w:top w:type="dxa" w:w="80"/>
+              <w:left w:type="dxa" w:w="120"/>
+              <w:bottom w:type="dxa" w:w="80"/>
+              <w:right w:type="dxa" w:w="120"/>
+            </w:tcMar>
+          </w:tcPr>
+          <w:p>
+            <w:r>
+              <w:rPr>
+                <w:b w:val="false"/>
+                <w:bCs w:val="false"/>
+                <w:sz w:val="22"/>
+                <w:szCs w:val="22"/>
+              </w:rPr>
+              <w:t xml:space="preserve">Classificatie t.o.v. vaste externe norm (mail-baseline 53). Werkt vanaf campagne 1. Geen per-restaurant-aanpassing.</w:t>
             </w:r>
           </w:p>
         </w:tc>
@@ -15212,85 +15222,85 @@
       <w:tr>
         <w:tc>
           <w:tcPr>
-            <w:tcW w:type="dxa" w:w="800"/>
-            <w:tcBorders>
-              <w:top w:val="single" w:color="CCCCCC" w:sz="1"/>
-              <w:left w:val="single" w:color="CCCCCC" w:sz="1"/>
-              <w:bottom w:val="single" w:color="CCCCCC" w:sz="1"/>
-              <w:right w:val="single" w:color="CCCCCC" w:sz="1"/>
-            </w:tcBorders>
-            <w:tcMar>
-              <w:top w:type="dxa" w:w="80"/>
-              <w:left w:type="dxa" w:w="120"/>
-              <w:bottom w:type="dxa" w:w="80"/>
-              <w:right w:type="dxa" w:w="120"/>
-            </w:tcMar>
-          </w:tcPr>
-          <w:p>
-            <w:r>
-              <w:rPr>
-                <w:b w:val="false"/>
-                <w:bCs w:val="false"/>
-                <w:sz w:val="22"/>
-                <w:szCs w:val="22"/>
-              </w:rPr>
-              <w:t xml:space="preserve">2</w:t>
-            </w:r>
-          </w:p>
-        </w:tc>
-        <w:tc>
-          <w:tcPr>
-            <w:tcW w:type="dxa" w:w="2400"/>
-            <w:tcBorders>
-              <w:top w:val="single" w:color="CCCCCC" w:sz="1"/>
-              <w:left w:val="single" w:color="CCCCCC" w:sz="1"/>
-              <w:bottom w:val="single" w:color="CCCCCC" w:sz="1"/>
-              <w:right w:val="single" w:color="CCCCCC" w:sz="1"/>
-            </w:tcBorders>
-            <w:tcMar>
-              <w:top w:type="dxa" w:w="80"/>
-              <w:left w:type="dxa" w:w="120"/>
-              <w:bottom w:type="dxa" w:w="80"/>
-              <w:right w:type="dxa" w:w="120"/>
-            </w:tcMar>
-          </w:tcPr>
-          <w:p>
-            <w:r>
-              <w:rPr>
-                <w:b w:val="false"/>
-                <w:bCs w:val="false"/>
-                <w:sz w:val="22"/>
-                <w:szCs w:val="22"/>
-              </w:rPr>
-              <w:t xml:space="preserve">20–49 campagnes</w:t>
-            </w:r>
-          </w:p>
-        </w:tc>
-        <w:tc>
-          <w:tcPr>
-            <w:tcW w:type="dxa" w:w="6160"/>
-            <w:tcBorders>
-              <w:top w:val="single" w:color="CCCCCC" w:sz="1"/>
-              <w:left w:val="single" w:color="CCCCCC" w:sz="1"/>
-              <w:bottom w:val="single" w:color="CCCCCC" w:sz="1"/>
-              <w:right w:val="single" w:color="CCCCCC" w:sz="1"/>
-            </w:tcBorders>
-            <w:tcMar>
-              <w:top w:type="dxa" w:w="80"/>
-              <w:left w:type="dxa" w:w="120"/>
-              <w:bottom w:type="dxa" w:w="80"/>
-              <w:right w:type="dxa" w:w="120"/>
-            </w:tcMar>
-          </w:tcPr>
-          <w:p>
-            <w:r>
-              <w:rPr>
-                <w:b w:val="false"/>
-                <w:bCs w:val="false"/>
-                <w:sz w:val="22"/>
-                <w:szCs w:val="22"/>
-              </w:rPr>
-              <w:t xml:space="preserve">Tentatieve trends als zwakke signalen. We tonen "hint: deze opening werkte vaker" zonder hard te sturen.</w:t>
+            <w:tcW w:type="dxa" w:w="2200"/>
+            <w:tcBorders>
+              <w:top w:val="single" w:color="CCCCCC" w:sz="1"/>
+              <w:left w:val="single" w:color="CCCCCC" w:sz="1"/>
+              <w:bottom w:val="single" w:color="CCCCCC" w:sz="1"/>
+              <w:right w:val="single" w:color="CCCCCC" w:sz="1"/>
+            </w:tcBorders>
+            <w:tcMar>
+              <w:top w:type="dxa" w:w="80"/>
+              <w:left w:type="dxa" w:w="120"/>
+              <w:bottom w:type="dxa" w:w="80"/>
+              <w:right w:type="dxa" w:w="120"/>
+            </w:tcMar>
+          </w:tcPr>
+          <w:p>
+            <w:r>
+              <w:rPr>
+                <w:b w:val="false"/>
+                <w:bCs w:val="false"/>
+                <w:sz w:val="22"/>
+                <w:szCs w:val="22"/>
+              </w:rPr>
+              <w:t xml:space="preserve">2 — Shrinkage naar eigen historie</w:t>
+            </w:r>
+          </w:p>
+        </w:tc>
+        <w:tc>
+          <w:tcPr>
+            <w:tcW w:type="dxa" w:w="1800"/>
+            <w:tcBorders>
+              <w:top w:val="single" w:color="CCCCCC" w:sz="1"/>
+              <w:left w:val="single" w:color="CCCCCC" w:sz="1"/>
+              <w:bottom w:val="single" w:color="CCCCCC" w:sz="1"/>
+              <w:right w:val="single" w:color="CCCCCC" w:sz="1"/>
+            </w:tcBorders>
+            <w:tcMar>
+              <w:top w:type="dxa" w:w="80"/>
+              <w:left w:type="dxa" w:w="120"/>
+              <w:bottom w:type="dxa" w:w="80"/>
+              <w:right w:type="dxa" w:w="120"/>
+            </w:tcMar>
+          </w:tcPr>
+          <w:p>
+            <w:r>
+              <w:rPr>
+                <w:b w:val="false"/>
+                <w:bCs w:val="false"/>
+                <w:sz w:val="22"/>
+                <w:szCs w:val="22"/>
+              </w:rPr>
+              <w:t xml:space="preserve">Roadmap (eigen plan)</w:t>
+            </w:r>
+          </w:p>
+        </w:tc>
+        <w:tc>
+          <w:tcPr>
+            <w:tcW w:type="dxa" w:w="5360"/>
+            <w:tcBorders>
+              <w:top w:val="single" w:color="CCCCCC" w:sz="1"/>
+              <w:left w:val="single" w:color="CCCCCC" w:sz="1"/>
+              <w:bottom w:val="single" w:color="CCCCCC" w:sz="1"/>
+              <w:right w:val="single" w:color="CCCCCC" w:sz="1"/>
+            </w:tcBorders>
+            <w:tcMar>
+              <w:top w:type="dxa" w:w="80"/>
+              <w:left w:type="dxa" w:w="120"/>
+              <w:bottom w:type="dxa" w:w="80"/>
+              <w:right w:type="dxa" w:w="120"/>
+            </w:tcMar>
+          </w:tcPr>
+          <w:p>
+            <w:r>
+              <w:rPr>
+                <w:b w:val="false"/>
+                <w:bCs w:val="false"/>
+                <w:sz w:val="22"/>
+                <w:szCs w:val="22"/>
+              </w:rPr>
+              <w:t xml:space="preserve">Blend eigen mediaan met de industry-prior: expected = (n×eigen_mediaan + k×baseline)/(n+k), voorgesteld k=30. Geen harde cutoff; gewicht van eigen data schuift geleidelijk mee met n. Vervangt de oude '20-campagnes-drempel'-gedachte.</w:t>
             </w:r>
           </w:p>
         </w:tc>
@@ -15298,85 +15308,85 @@
       <w:tr>
         <w:tc>
           <w:tcPr>
-            <w:tcW w:type="dxa" w:w="800"/>
-            <w:tcBorders>
-              <w:top w:val="single" w:color="CCCCCC" w:sz="1"/>
-              <w:left w:val="single" w:color="CCCCCC" w:sz="1"/>
-              <w:bottom w:val="single" w:color="CCCCCC" w:sz="1"/>
-              <w:right w:val="single" w:color="CCCCCC" w:sz="1"/>
-            </w:tcBorders>
-            <w:tcMar>
-              <w:top w:type="dxa" w:w="80"/>
-              <w:left w:type="dxa" w:w="120"/>
-              <w:bottom w:type="dxa" w:w="80"/>
-              <w:right w:type="dxa" w:w="120"/>
-            </w:tcMar>
-          </w:tcPr>
-          <w:p>
-            <w:r>
-              <w:rPr>
-                <w:b w:val="false"/>
-                <w:bCs w:val="false"/>
-                <w:sz w:val="22"/>
-                <w:szCs w:val="22"/>
-              </w:rPr>
-              <w:t xml:space="preserve">3</w:t>
-            </w:r>
-          </w:p>
-        </w:tc>
-        <w:tc>
-          <w:tcPr>
-            <w:tcW w:type="dxa" w:w="2400"/>
-            <w:tcBorders>
-              <w:top w:val="single" w:color="CCCCCC" w:sz="1"/>
-              <w:left w:val="single" w:color="CCCCCC" w:sz="1"/>
-              <w:bottom w:val="single" w:color="CCCCCC" w:sz="1"/>
-              <w:right w:val="single" w:color="CCCCCC" w:sz="1"/>
-            </w:tcBorders>
-            <w:tcMar>
-              <w:top w:type="dxa" w:w="80"/>
-              <w:left w:type="dxa" w:w="120"/>
-              <w:bottom w:type="dxa" w:w="80"/>
-              <w:right w:type="dxa" w:w="120"/>
-            </w:tcMar>
-          </w:tcPr>
-          <w:p>
-            <w:r>
-              <w:rPr>
-                <w:b w:val="false"/>
-                <w:bCs w:val="false"/>
-                <w:sz w:val="22"/>
-                <w:szCs w:val="22"/>
-              </w:rPr>
-              <w:t xml:space="preserve">50+ campagnes</w:t>
-            </w:r>
-          </w:p>
-        </w:tc>
-        <w:tc>
-          <w:tcPr>
-            <w:tcW w:type="dxa" w:w="6160"/>
-            <w:tcBorders>
-              <w:top w:val="single" w:color="CCCCCC" w:sz="1"/>
-              <w:left w:val="single" w:color="CCCCCC" w:sz="1"/>
-              <w:bottom w:val="single" w:color="CCCCCC" w:sz="1"/>
-              <w:right w:val="single" w:color="CCCCCC" w:sz="1"/>
-            </w:tcBorders>
-            <w:tcMar>
-              <w:top w:type="dxa" w:w="80"/>
-              <w:left w:type="dxa" w:w="120"/>
-              <w:bottom w:type="dxa" w:w="80"/>
-              <w:right w:type="dxa" w:w="120"/>
-            </w:tcMar>
-          </w:tcPr>
-          <w:p>
-            <w:r>
-              <w:rPr>
-                <w:b w:val="false"/>
-                <w:bCs w:val="false"/>
-                <w:sz w:val="22"/>
-                <w:szCs w:val="22"/>
-              </w:rPr>
-              <w:t xml:space="preserve">Eigen benchmarks worden leidend. SUCCESSFUL/AVOID-injectie in prompts.</w:t>
+            <w:tcW w:type="dxa" w:w="2200"/>
+            <w:tcBorders>
+              <w:top w:val="single" w:color="CCCCCC" w:sz="1"/>
+              <w:left w:val="single" w:color="CCCCCC" w:sz="1"/>
+              <w:bottom w:val="single" w:color="CCCCCC" w:sz="1"/>
+              <w:right w:val="single" w:color="CCCCCC" w:sz="1"/>
+            </w:tcBorders>
+            <w:tcMar>
+              <w:top w:type="dxa" w:w="80"/>
+              <w:left w:type="dxa" w:w="120"/>
+              <w:bottom w:type="dxa" w:w="80"/>
+              <w:right w:type="dxa" w:w="120"/>
+            </w:tcMar>
+          </w:tcPr>
+          <w:p>
+            <w:r>
+              <w:rPr>
+                <w:b w:val="false"/>
+                <w:bCs w:val="false"/>
+                <w:sz w:val="22"/>
+                <w:szCs w:val="22"/>
+              </w:rPr>
+              <w:t xml:space="preserve">3 — Per-kanaal + per-segment</w:t>
+            </w:r>
+          </w:p>
+        </w:tc>
+        <w:tc>
+          <w:tcPr>
+            <w:tcW w:type="dxa" w:w="1800"/>
+            <w:tcBorders>
+              <w:top w:val="single" w:color="CCCCCC" w:sz="1"/>
+              <w:left w:val="single" w:color="CCCCCC" w:sz="1"/>
+              <w:bottom w:val="single" w:color="CCCCCC" w:sz="1"/>
+              <w:right w:val="single" w:color="CCCCCC" w:sz="1"/>
+            </w:tcBorders>
+            <w:tcMar>
+              <w:top w:type="dxa" w:w="80"/>
+              <w:left w:type="dxa" w:w="120"/>
+              <w:bottom w:type="dxa" w:w="80"/>
+              <w:right w:type="dxa" w:w="120"/>
+            </w:tcMar>
+          </w:tcPr>
+          <w:p>
+            <w:r>
+              <w:rPr>
+                <w:b w:val="false"/>
+                <w:bCs w:val="false"/>
+                <w:sz w:val="22"/>
+                <w:szCs w:val="22"/>
+              </w:rPr>
+              <w:t xml:space="preserve">Toekomst</w:t>
+            </w:r>
+          </w:p>
+        </w:tc>
+        <w:tc>
+          <w:tcPr>
+            <w:tcW w:type="dxa" w:w="5360"/>
+            <w:tcBorders>
+              <w:top w:val="single" w:color="CCCCCC" w:sz="1"/>
+              <w:left w:val="single" w:color="CCCCCC" w:sz="1"/>
+              <w:bottom w:val="single" w:color="CCCCCC" w:sz="1"/>
+              <w:right w:val="single" w:color="CCCCCC" w:sz="1"/>
+            </w:tcBorders>
+            <w:tcMar>
+              <w:top w:type="dxa" w:w="80"/>
+              <w:left w:type="dxa" w:w="120"/>
+              <w:bottom w:type="dxa" w:w="80"/>
+              <w:right w:type="dxa" w:w="120"/>
+            </w:tcMar>
+          </w:tcPr>
+          <w:p>
+            <w:r>
+              <w:rPr>
+                <w:b w:val="false"/>
+                <w:bCs w:val="false"/>
+                <w:sz w:val="22"/>
+                <w:szCs w:val="22"/>
+              </w:rPr>
+              <w:t xml:space="preserve">Aparte baseline per kanaal (social vereist OAuth + follower-count voor reach-rate) en eventueel per gast-segment.</w:t>
             </w:r>
           </w:p>
         </w:tc>
@@ -15384,63 +15394,63 @@
       <w:tr>
         <w:tc>
           <w:tcPr>
-            <w:tcW w:type="dxa" w:w="800"/>
-            <w:tcBorders>
-              <w:top w:val="single" w:color="CCCCCC" w:sz="1"/>
-              <w:left w:val="single" w:color="CCCCCC" w:sz="1"/>
-              <w:bottom w:val="single" w:color="CCCCCC" w:sz="1"/>
-              <w:right w:val="single" w:color="CCCCCC" w:sz="1"/>
-            </w:tcBorders>
-            <w:tcMar>
-              <w:top w:type="dxa" w:w="80"/>
-              <w:left w:type="dxa" w:w="120"/>
-              <w:bottom w:type="dxa" w:w="80"/>
-              <w:right w:type="dxa" w:w="120"/>
-            </w:tcMar>
-          </w:tcPr>
-          <w:p>
-            <w:r>
-              <w:rPr>
-                <w:b w:val="false"/>
-                <w:bCs w:val="false"/>
-                <w:sz w:val="22"/>
-                <w:szCs w:val="22"/>
-              </w:rPr>
-              <w:t xml:space="preserve">4</w:t>
-            </w:r>
-          </w:p>
-        </w:tc>
-        <w:tc>
-          <w:tcPr>
-            <w:tcW w:type="dxa" w:w="2400"/>
-            <w:tcBorders>
-              <w:top w:val="single" w:color="CCCCCC" w:sz="1"/>
-              <w:left w:val="single" w:color="CCCCCC" w:sz="1"/>
-              <w:bottom w:val="single" w:color="CCCCCC" w:sz="1"/>
-              <w:right w:val="single" w:color="CCCCCC" w:sz="1"/>
-            </w:tcBorders>
-            <w:tcMar>
-              <w:top w:type="dxa" w:w="80"/>
-              <w:left w:type="dxa" w:w="120"/>
-              <w:bottom w:type="dxa" w:w="80"/>
-              <w:right w:type="dxa" w:w="120"/>
-            </w:tcMar>
-          </w:tcPr>
-          <w:p>
-            <w:r>
-              <w:rPr>
-                <w:b w:val="false"/>
-                <w:bCs w:val="false"/>
-                <w:sz w:val="22"/>
-                <w:szCs w:val="22"/>
-              </w:rPr>
-              <w:t xml:space="preserve">500+ cross-restaurant</w:t>
-            </w:r>
-          </w:p>
-        </w:tc>
-        <w:tc>
-          <w:tcPr>
-            <w:tcW w:type="dxa" w:w="6160"/>
+            <w:tcW w:type="dxa" w:w="2200"/>
+            <w:tcBorders>
+              <w:top w:val="single" w:color="CCCCCC" w:sz="1"/>
+              <w:left w:val="single" w:color="CCCCCC" w:sz="1"/>
+              <w:bottom w:val="single" w:color="CCCCCC" w:sz="1"/>
+              <w:right w:val="single" w:color="CCCCCC" w:sz="1"/>
+            </w:tcBorders>
+            <w:tcMar>
+              <w:top w:type="dxa" w:w="80"/>
+              <w:left w:type="dxa" w:w="120"/>
+              <w:bottom w:type="dxa" w:w="80"/>
+              <w:right w:type="dxa" w:w="120"/>
+            </w:tcMar>
+          </w:tcPr>
+          <w:p>
+            <w:r>
+              <w:rPr>
+                <w:b w:val="false"/>
+                <w:bCs w:val="false"/>
+                <w:sz w:val="22"/>
+                <w:szCs w:val="22"/>
+              </w:rPr>
+              <w:t xml:space="preserve">4 — Cross-restaurant</w:t>
+            </w:r>
+          </w:p>
+        </w:tc>
+        <w:tc>
+          <w:tcPr>
+            <w:tcW w:type="dxa" w:w="1800"/>
+            <w:tcBorders>
+              <w:top w:val="single" w:color="CCCCCC" w:sz="1"/>
+              <w:left w:val="single" w:color="CCCCCC" w:sz="1"/>
+              <w:bottom w:val="single" w:color="CCCCCC" w:sz="1"/>
+              <w:right w:val="single" w:color="CCCCCC" w:sz="1"/>
+            </w:tcBorders>
+            <w:tcMar>
+              <w:top w:type="dxa" w:w="80"/>
+              <w:left w:type="dxa" w:w="120"/>
+              <w:bottom w:type="dxa" w:w="80"/>
+              <w:right w:type="dxa" w:w="120"/>
+            </w:tcMar>
+          </w:tcPr>
+          <w:p>
+            <w:r>
+              <w:rPr>
+                <w:b w:val="false"/>
+                <w:bCs w:val="false"/>
+                <w:sz w:val="22"/>
+                <w:szCs w:val="22"/>
+              </w:rPr>
+              <w:t xml:space="preserve">Toekomst (500+ totaal)</w:t>
+            </w:r>
+          </w:p>
+        </w:tc>
+        <w:tc>
+          <w:tcPr>
+            <w:tcW w:type="dxa" w:w="5360"/>
             <w:tcBorders>
               <w:top w:val="single" w:color="CCCCCC" w:sz="1"/>
               <w:left w:val="single" w:color="CCCCCC" w:sz="1"/>
@@ -15468,6 +15478,11 @@
         </w:tc>
       </w:tr>
     </w:tbl>
+    <w:p>
+      <w:r>
+        <w:t xml:space="preserve">Waarom geen harde '20-campagnes'-drempel meer? Een vast getal is statistisch arbitrair (zie 9.9). Shrinkage lost dat elegant op: bij weinig data domineert vanzelf de industry-prior, bij veel data de eigen mediaan — zonder een magisch omslagpunt. Deze fase-2-aanpak heeft een eigen ontwerp-traject.</w:t>
+      </w:r>
+    </w:p>
     <w:p>
       <w:pPr>
         <w:pStyle w:val="Heading2"/>
@@ -15666,7 +15681,12 @@
           <w:iCs/>
           <w:color w:val="52525B"/>
         </w:rPr>
-        <w:t xml:space="preserve">“N-too-low risico: 20 campagnes klinkt als veel maar levert statistisch onbetrouwbare benchmarks. Veel restaurants doen 1-2 campagnes per maand; 20 stuks is bijna een jaar data. Tot we vol cross-restaurant-leer hebben (fase 4) blijven per-restaurant-conclusies fragiel.”</w:t>
+        <w:t xml:space="preserve">“N-too-low risico: een per-restaurant-benchmark op basis van een handvol campagnes is statistisch onbetrouwbaar. Veel restaurants doen 1-2 campagnes per maand; tientallen verzamelen duurt bijna een jaar. Elke vaste cutoff ("vanaf N campagnes vertrouw je eigen data") is daarom arbitrair.”</w:t>
+      </w:r>
+    </w:p>
+    <w:p>
+      <w:r>
+        <w:t xml:space="preserve">Hierom kiest v1 bewust voor een VASTE industry-baseline (9.4): we vergelijken altijd met een stabiele externe norm, dus er is geen onbetrouwbare-eigen-data-fase. De geleidelijke overgang naar eigen-data-leren gebeurt via shrinkage (9.6 fase 2) — bij weinig data domineert de prior vanzelf, geen magisch omslagpunt. Dat is statistisch de juiste oplossing voor dit dilemma.</w:t>
       </w:r>
     </w:p>
     <w:p>
